--- a/docs/bullying-sdit/WK_Lampiran_Template_v01.docx
+++ b/docs/bullying-sdit/WK_Lampiran_Template_v01.docx
@@ -327,6 +327,7 @@
       <w:tblPr>
         <w:tblW w:type="auto" w:w="0"/>
         <w:jc w:val="center"/>
+        <w:tblLayout w:type="fixed"/>
         <w:tblLook w:firstColumn="1" w:firstRow="1" w:lastColumn="0" w:lastRow="0" w:noHBand="0" w:noVBand="1" w:val="04A0"/>
         <w:tblBorders>
           <w:top w:val="single" w:sz="4" w:color="BFC9C2"/>
@@ -338,8 +339,8 @@
         </w:tblBorders>
       </w:tblPr>
       <w:tblGrid>
-        <w:gridCol w:w="4819"/>
-        <w:gridCol w:w="4819"/>
+        <w:gridCol w:w="3402"/>
+        <w:gridCol w:w="6236"/>
       </w:tblGrid>
       <w:tr>
         <w:tc>
@@ -513,6 +514,7 @@
       <w:tblPr>
         <w:tblW w:type="auto" w:w="0"/>
         <w:jc w:val="center"/>
+        <w:tblLayout w:type="fixed"/>
         <w:tblLook w:firstColumn="1" w:firstRow="1" w:lastColumn="0" w:lastRow="0" w:noHBand="0" w:noVBand="1" w:val="04A0"/>
         <w:tblBorders>
           <w:top w:val="single" w:sz="4" w:color="BFC9C2"/>
@@ -524,9 +526,9 @@
         </w:tblBorders>
       </w:tblPr>
       <w:tblGrid>
-        <w:gridCol w:w="3213"/>
-        <w:gridCol w:w="3213"/>
-        <w:gridCol w:w="3213"/>
+        <w:gridCol w:w="2551"/>
+        <w:gridCol w:w="4819"/>
+        <w:gridCol w:w="2268"/>
       </w:tblGrid>
       <w:tr>
         <w:tc>
@@ -759,6 +761,7 @@
       <w:tblPr>
         <w:tblW w:type="auto" w:w="0"/>
         <w:jc w:val="center"/>
+        <w:tblLayout w:type="fixed"/>
         <w:tblLook w:firstColumn="1" w:firstRow="1" w:lastColumn="0" w:lastRow="0" w:noHBand="0" w:noVBand="1" w:val="04A0"/>
         <w:tblBorders>
           <w:top w:val="single" w:sz="4" w:color="BFC9C2"/>
@@ -770,8 +773,8 @@
         </w:tblBorders>
       </w:tblPr>
       <w:tblGrid>
-        <w:gridCol w:w="4819"/>
-        <w:gridCol w:w="4819"/>
+        <w:gridCol w:w="3402"/>
+        <w:gridCol w:w="6236"/>
       </w:tblGrid>
       <w:tr>
         <w:tc>
@@ -949,6 +952,7 @@
       <w:tblPr>
         <w:tblW w:type="auto" w:w="0"/>
         <w:jc w:val="center"/>
+        <w:tblLayout w:type="fixed"/>
         <w:tblLook w:firstColumn="1" w:firstRow="1" w:lastColumn="0" w:lastRow="0" w:noHBand="0" w:noVBand="1" w:val="04A0"/>
         <w:tblBorders>
           <w:top w:val="single" w:sz="4" w:color="BFC9C2"/>
@@ -960,9 +964,9 @@
         </w:tblBorders>
       </w:tblPr>
       <w:tblGrid>
-        <w:gridCol w:w="3213"/>
-        <w:gridCol w:w="3213"/>
-        <w:gridCol w:w="3213"/>
+        <w:gridCol w:w="3402"/>
+        <w:gridCol w:w="3402"/>
+        <w:gridCol w:w="2835"/>
       </w:tblGrid>
       <w:tr>
         <w:tc>
@@ -1149,6 +1153,7 @@
       <w:tblPr>
         <w:tblW w:type="auto" w:w="0"/>
         <w:jc w:val="center"/>
+        <w:tblLayout w:type="fixed"/>
         <w:tblLook w:firstColumn="1" w:firstRow="1" w:lastColumn="0" w:lastRow="0" w:noHBand="0" w:noVBand="1" w:val="04A0"/>
         <w:tblBorders>
           <w:top w:val="single" w:sz="4" w:color="BFC9C2"/>
@@ -1160,11 +1165,11 @@
         </w:tblBorders>
       </w:tblPr>
       <w:tblGrid>
-        <w:gridCol w:w="1928"/>
-        <w:gridCol w:w="1928"/>
-        <w:gridCol w:w="1928"/>
-        <w:gridCol w:w="1928"/>
-        <w:gridCol w:w="1928"/>
+        <w:gridCol w:w="1587"/>
+        <w:gridCol w:w="2381"/>
+        <w:gridCol w:w="1701"/>
+        <w:gridCol w:w="1814"/>
+        <w:gridCol w:w="2154"/>
       </w:tblGrid>
       <w:tr>
         <w:tc>
@@ -1520,6 +1525,7 @@
       <w:tblPr>
         <w:tblW w:type="auto" w:w="0"/>
         <w:jc w:val="center"/>
+        <w:tblLayout w:type="fixed"/>
         <w:tblLook w:firstColumn="1" w:firstRow="1" w:lastColumn="0" w:lastRow="0" w:noHBand="0" w:noVBand="1" w:val="04A0"/>
         <w:tblBorders>
           <w:top w:val="single" w:sz="4" w:color="BFC9C2"/>
@@ -1531,8 +1537,8 @@
         </w:tblBorders>
       </w:tblPr>
       <w:tblGrid>
-        <w:gridCol w:w="4819"/>
-        <w:gridCol w:w="4819"/>
+        <w:gridCol w:w="4535"/>
+        <w:gridCol w:w="5102"/>
       </w:tblGrid>
       <w:tr>
         <w:tc>
@@ -1695,6 +1701,7 @@
       <w:tblPr>
         <w:tblW w:type="auto" w:w="0"/>
         <w:jc w:val="center"/>
+        <w:tblLayout w:type="fixed"/>
         <w:tblLook w:firstColumn="1" w:firstRow="1" w:lastColumn="0" w:lastRow="0" w:noHBand="0" w:noVBand="1" w:val="04A0"/>
         <w:tblBorders>
           <w:top w:val="single" w:sz="4" w:color="BFC9C2"/>
@@ -1706,11 +1713,11 @@
         </w:tblBorders>
       </w:tblPr>
       <w:tblGrid>
-        <w:gridCol w:w="1928"/>
-        <w:gridCol w:w="1928"/>
-        <w:gridCol w:w="1928"/>
-        <w:gridCol w:w="1928"/>
-        <w:gridCol w:w="1928"/>
+        <w:gridCol w:w="1417"/>
+        <w:gridCol w:w="2551"/>
+        <w:gridCol w:w="1417"/>
+        <w:gridCol w:w="2551"/>
+        <w:gridCol w:w="1701"/>
       </w:tblGrid>
       <w:tr>
         <w:tc>
@@ -2043,6 +2050,7 @@
       <w:tblPr>
         <w:tblW w:type="auto" w:w="0"/>
         <w:jc w:val="center"/>
+        <w:tblLayout w:type="fixed"/>
         <w:tblLook w:firstColumn="1" w:firstRow="1" w:lastColumn="0" w:lastRow="0" w:noHBand="0" w:noVBand="1" w:val="04A0"/>
         <w:tblBorders>
           <w:top w:val="single" w:sz="4" w:color="BFC9C2"/>
@@ -2054,8 +2062,8 @@
         </w:tblBorders>
       </w:tblPr>
       <w:tblGrid>
-        <w:gridCol w:w="4819"/>
-        <w:gridCol w:w="4819"/>
+        <w:gridCol w:w="2835"/>
+        <w:gridCol w:w="6803"/>
       </w:tblGrid>
       <w:tr>
         <w:tc>
